--- a/public/materialy/1L/7/Pro učitele/Testy A a B.docx
+++ b/public/materialy/1L/7/Pro učitele/Testy A a B.docx
@@ -21,7 +21,7 @@
         <w:pStyle w:val="Heading1"/>
       </w:pPr>
       <w:r>
-        <w:t>Internet, bezpečnost a práce s informacemi</w:t>
+        <w:t>Internet, bezpečnost a práce s informacemi</w:t>
       </w:r>
     </w:p>
     <w:tbl>
@@ -405,7 +405,7 @@
           <w:color w:val="1F2937"/>
           <w:sz w:val="22"/>
         </w:rPr>
-        <w:t>3. Vysvětli jednou větou, co znamená HTTPS a co nezaručuje.</w:t>
+        <w:t>3. Vysvětli jednou větou, co znamená HTTPS a co nezaručuje.</w:t>
       </w:r>
       <w:r>
         <w:rPr>
@@ -573,7 +573,7 @@
           <w:color w:val="1F2937"/>
           <w:sz w:val="22"/>
         </w:rPr>
-        <w:t>7. Co musíš zjistit před použitím fotografie z internetu? Uveď dvě věci.</w:t>
+        <w:t>7. Co musíš zjistit před použitím fotografie z internetu? Uveď dvě věci.</w:t>
       </w:r>
       <w:r>
         <w:rPr>
@@ -746,7 +746,7 @@
         <w:pStyle w:val="Heading1"/>
       </w:pPr>
       <w:r>
-        <w:t>Internet, bezpečnost a práce s informacemi</w:t>
+        <w:t>Internet, bezpečnost a práce s informacemi</w:t>
       </w:r>
     </w:p>
     <w:tbl>
@@ -1130,7 +1130,7 @@
           <w:color w:val="1F2937"/>
           <w:sz w:val="22"/>
         </w:rPr>
-        <w:t>3. Proč zámek u adresy webu nepotvrzuje pravdivost jeho obsahu?</w:t>
+        <w:t>3. Proč zámek u adresy webu nepotvrzuje pravdivost jeho obsahu?</w:t>
       </w:r>
       <w:r>
         <w:rPr>
@@ -1298,7 +1298,7 @@
           <w:color w:val="1F2937"/>
           <w:sz w:val="22"/>
         </w:rPr>
-        <w:t>7. Jaké čtyři údaje lze uvést u díla s licencí CC BY?</w:t>
+        <w:t>7. Jaké čtyři údaje lze uvést u díla s licencí CC BY?</w:t>
       </w:r>
       <w:r>
         <w:rPr>
